--- a/Backend/Templates/OfferLetterTemplates.docx
+++ b/Backend/Templates/OfferLetterTemplates.docx
@@ -39,6 +39,60 @@
           <w:szCs w:val="18"/>
         </w:rPr>
         <w:t xml:space="preserve">        </w:t>
+      </w:r>
+      <w:r>
+        <w:rPr>
+          <w:rFonts w:ascii="Roboto" w:hAnsi="Roboto"/>
+          <w:b/>
+          <w:sz w:val="18"/>
+          <w:szCs w:val="18"/>
+        </w:rPr>
+        <w:t xml:space="preserve"> </w:t>
+      </w:r>
+      <w:r>
+        <w:rPr>
+          <w:rFonts w:ascii="Roboto" w:hAnsi="Roboto"/>
+          <w:b/>
+          <w:sz w:val="18"/>
+          <w:szCs w:val="18"/>
+        </w:rPr>
+        <w:t xml:space="preserve"> </w:t>
+      </w:r>
+      <w:r>
+        <w:rPr>
+          <w:rFonts w:ascii="Roboto" w:hAnsi="Roboto"/>
+          <w:b/>
+          <w:sz w:val="18"/>
+          <w:szCs w:val="18"/>
+        </w:rPr>
+        <w:t xml:space="preserve">     </w:t>
+      </w:r>
+      <w:r>
+        <w:rPr>
+          <w:rFonts w:ascii="Roboto" w:hAnsi="Roboto"/>
+          <w:b/>
+          <w:sz w:val="18"/>
+          <w:szCs w:val="18"/>
+        </w:rPr>
+        <w:t xml:space="preserve"> </w:t>
+      </w:r>
+      <w:r>
+        <w:rPr>
+          <w:rFonts w:ascii="Roboto" w:hAnsi="Roboto"/>
+          <w:b/>
+          <w:sz w:val="18"/>
+          <w:szCs w:val="18"/>
+        </w:rPr>
+        <w:t xml:space="preserve">      </w:t>
+      </w:r>
+      <w:r>
+        <w:rPr>
+          <w:rFonts w:ascii="Roboto" w:hAnsi="Roboto"/>
+          <w:b/>
+          <w:sz w:val="18"/>
+          <w:szCs w:val="18"/>
+        </w:rPr>
+        <w:t xml:space="preserve"> </w:t>
       </w:r>
       <w:r>
         <w:rPr>
@@ -6935,6 +6989,16 @@
           <w:szCs w:val="18"/>
         </w:rPr>
         <w:t xml:space="preserve"> </w:t>
+      </w:r>
+      <w:r>
+        <w:rPr>
+          <w:rFonts w:ascii="Roboto" w:hAnsi="Roboto"/>
+          <w:b/>
+          <w:spacing w:val="-2"/>
+          <w:sz w:val="18"/>
+          <w:szCs w:val="18"/>
+        </w:rPr>
+        <w:t xml:space="preserve">  </w:t>
       </w:r>
       <w:r>
         <w:rPr>

--- a/Backend/Templates/OfferLetterTemplates.docx
+++ b/Backend/Templates/OfferLetterTemplates.docx
@@ -47,52 +47,7 @@
           <w:sz w:val="18"/>
           <w:szCs w:val="18"/>
         </w:rPr>
-        <w:t xml:space="preserve"> </w:t>
-      </w:r>
-      <w:r>
-        <w:rPr>
-          <w:rFonts w:ascii="Roboto" w:hAnsi="Roboto"/>
-          <w:b/>
-          <w:sz w:val="18"/>
-          <w:szCs w:val="18"/>
-        </w:rPr>
-        <w:t xml:space="preserve"> </w:t>
-      </w:r>
-      <w:r>
-        <w:rPr>
-          <w:rFonts w:ascii="Roboto" w:hAnsi="Roboto"/>
-          <w:b/>
-          <w:sz w:val="18"/>
-          <w:szCs w:val="18"/>
-        </w:rPr>
-        <w:t xml:space="preserve">     </w:t>
-      </w:r>
-      <w:r>
-        <w:rPr>
-          <w:rFonts w:ascii="Roboto" w:hAnsi="Roboto"/>
-          <w:b/>
-          <w:sz w:val="18"/>
-          <w:szCs w:val="18"/>
-        </w:rPr>
-        <w:t xml:space="preserve"> </w:t>
-      </w:r>
-      <w:r>
-        <w:rPr>
-          <w:rFonts w:ascii="Roboto" w:hAnsi="Roboto"/>
-          <w:b/>
-          <w:sz w:val="18"/>
-          <w:szCs w:val="18"/>
-        </w:rPr>
-        <w:t xml:space="preserve">      </w:t>
-      </w:r>
-      <w:r>
-        <w:rPr>
-          <w:rFonts w:ascii="Roboto" w:hAnsi="Roboto"/>
-          <w:b/>
-          <w:sz w:val="18"/>
-          <w:szCs w:val="18"/>
-        </w:rPr>
-        <w:t xml:space="preserve"> </w:t>
+        <w:t xml:space="preserve">               </w:t>
       </w:r>
       <w:r>
         <w:rPr>
@@ -6989,16 +6944,6 @@
           <w:szCs w:val="18"/>
         </w:rPr>
         <w:t xml:space="preserve"> </w:t>
-      </w:r>
-      <w:r>
-        <w:rPr>
-          <w:rFonts w:ascii="Roboto" w:hAnsi="Roboto"/>
-          <w:b/>
-          <w:spacing w:val="-2"/>
-          <w:sz w:val="18"/>
-          <w:szCs w:val="18"/>
-        </w:rPr>
-        <w:t xml:space="preserve">  </w:t>
       </w:r>
       <w:r>
         <w:rPr>

--- a/Backend/Templates/OfferLetterTemplates.docx
+++ b/Backend/Templates/OfferLetterTemplates.docx
@@ -2291,7 +2291,21 @@
         <w:rPr>
           <w:rFonts w:asciiTheme="minorHAnsi" w:hAnsiTheme="minorHAnsi" w:cstheme="minorHAnsi"/>
         </w:rPr>
-        <w:t>(i)</w:t>
+        <w:t>(</w:t>
+      </w:r>
+      <w:proofErr w:type="spellStart"/>
+      <w:r>
+        <w:rPr>
+          <w:rFonts w:asciiTheme="minorHAnsi" w:hAnsiTheme="minorHAnsi" w:cstheme="minorHAnsi"/>
+        </w:rPr>
+        <w:t>i</w:t>
+      </w:r>
+      <w:proofErr w:type="spellEnd"/>
+      <w:r>
+        <w:rPr>
+          <w:rFonts w:asciiTheme="minorHAnsi" w:hAnsiTheme="minorHAnsi" w:cstheme="minorHAnsi"/>
+        </w:rPr>
+        <w:t>)</w:t>
       </w:r>
       <w:r>
         <w:rPr>
@@ -5481,6 +5495,7 @@
         </w:rPr>
         <w:t xml:space="preserve"> </w:t>
       </w:r>
+      <w:proofErr w:type="spellStart"/>
       <w:proofErr w:type="gramStart"/>
       <w:r>
         <w:rPr>
@@ -5497,6 +5512,7 @@
         </w:rPr>
         <w:t>XXXX</w:t>
       </w:r>
+      <w:proofErr w:type="spellEnd"/>
       <w:proofErr w:type="gramEnd"/>
       <w:r>
         <w:rPr>
@@ -5627,6 +5643,7 @@
         </w:rPr>
         <w:t xml:space="preserve"> </w:t>
       </w:r>
+      <w:proofErr w:type="spellStart"/>
       <w:proofErr w:type="gramStart"/>
       <w:r>
         <w:rPr>
@@ -5644,6 +5661,7 @@
         <w:t>XXXX</w:t>
       </w:r>
       <w:bookmarkEnd w:id="7"/>
+      <w:proofErr w:type="spellEnd"/>
       <w:proofErr w:type="gramEnd"/>
       <w:r>
         <w:rPr>
@@ -7292,39 +7310,7 @@
         <w:rPr>
           <w:rFonts w:asciiTheme="minorHAnsi" w:hAnsiTheme="minorHAnsi" w:cstheme="minorHAnsi"/>
           <w:b/>
-        </w:rPr>
-      </w:pPr>
-      <w:r>
-        <w:rPr>
-          <w:rFonts w:asciiTheme="minorHAnsi" w:hAnsiTheme="minorHAnsi" w:cstheme="minorHAnsi"/>
-          <w:b/>
-        </w:rPr>
-        <w:t>HR</w:t>
-      </w:r>
-      <w:r>
-        <w:rPr>
-          <w:rFonts w:asciiTheme="minorHAnsi" w:hAnsiTheme="minorHAnsi" w:cstheme="minorHAnsi"/>
-          <w:b/>
           <w:spacing w:val="-2"/>
-        </w:rPr>
-        <w:t xml:space="preserve"> Manager</w:t>
-      </w:r>
-      <w:r>
-        <w:rPr>
-          <w:rFonts w:asciiTheme="minorHAnsi" w:hAnsiTheme="minorHAnsi" w:cstheme="minorHAnsi"/>
-          <w:b/>
-          <w:spacing w:val="-2"/>
-        </w:rPr>
-        <w:tab/>
-      </w:r>
-    </w:p>
-    <w:p>
-      <w:pPr>
-        <w:pStyle w:val="BodyText"/>
-        <w:spacing w:before="10"/>
-        <w:rPr>
-          <w:rFonts w:asciiTheme="minorHAnsi" w:hAnsiTheme="minorHAnsi" w:cstheme="minorHAnsi"/>
-          <w:b/>
         </w:rPr>
       </w:pPr>
       <w:r>
@@ -7336,15 +7322,15 @@
         <mc:AlternateContent>
           <mc:Choice Requires="wps">
             <w:drawing>
-              <wp:anchor distT="0" distB="0" distL="0" distR="0" simplePos="0" relativeHeight="487588864" behindDoc="1" locked="0" layoutInCell="1" allowOverlap="1" wp14:anchorId="73F2BD52" wp14:editId="4255E62E">
+              <wp:anchor distT="0" distB="0" distL="0" distR="0" simplePos="0" relativeHeight="487588864" behindDoc="1" locked="0" layoutInCell="1" allowOverlap="1" wp14:anchorId="73F2BD52" wp14:editId="2E5AA2B5">
                 <wp:simplePos x="0" y="0"/>
-                <wp:positionH relativeFrom="page">
-                  <wp:posOffset>685800</wp:posOffset>
+                <wp:positionH relativeFrom="margin">
+                  <wp:posOffset>57150</wp:posOffset>
                 </wp:positionH>
                 <wp:positionV relativeFrom="paragraph">
-                  <wp:posOffset>153695</wp:posOffset>
+                  <wp:posOffset>323850</wp:posOffset>
                 </wp:positionV>
-                <wp:extent cx="5909310" cy="1270"/>
+                <wp:extent cx="5623560" cy="45085"/>
                 <wp:effectExtent l="0" t="0" r="0" b="0"/>
                 <wp:wrapTopAndBottom/>
                 <wp:docPr id="4" name="Graphic 4"/>
@@ -7358,9 +7344,9 @@
                         <a:spLocks/>
                       </wps:cNvSpPr>
                       <wps:spPr>
-                        <a:xfrm>
+                        <a:xfrm flipV="1">
                           <a:off x="0" y="0"/>
-                          <a:ext cx="5909310" cy="1270"/>
+                          <a:ext cx="5623560" cy="45085"/>
                         </a:xfrm>
                         <a:custGeom>
                           <a:avLst/>
@@ -7395,19 +7381,58 @@
                     </wps:wsp>
                   </a:graphicData>
                 </a:graphic>
+                <wp14:sizeRelH relativeFrom="margin">
+                  <wp14:pctWidth>0</wp14:pctWidth>
+                </wp14:sizeRelH>
+                <wp14:sizeRelV relativeFrom="margin">
+                  <wp14:pctHeight>0</wp14:pctHeight>
+                </wp14:sizeRelV>
               </wp:anchor>
             </w:drawing>
           </mc:Choice>
           <mc:Fallback>
             <w:pict>
-              <v:shape w14:anchorId="5F7639D2" id="Graphic 4" o:spid="_x0000_s1026" style="position:absolute;margin-left:54pt;margin-top:12.1pt;width:465.3pt;height:.1pt;z-index:-15727616;visibility:visible;mso-wrap-style:square;mso-wrap-distance-left:0;mso-wrap-distance-top:0;mso-wrap-distance-right:0;mso-wrap-distance-bottom:0;mso-position-horizontal:absolute;mso-position-horizontal-relative:page;mso-position-vertical:absolute;mso-position-vertical-relative:text;v-text-anchor:top" coordsize="5909310,1270" o:gfxdata="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" path="m,l5909070,e" filled="f" strokeweight=".25314mm">
+              <v:shape w14:anchorId="05413618" id="Graphic 4" o:spid="_x0000_s1026" style="position:absolute;margin-left:4.5pt;margin-top:25.5pt;width:442.8pt;height:3.55pt;flip:y;z-index:-15727616;visibility:visible;mso-wrap-style:square;mso-width-percent:0;mso-height-percent:0;mso-wrap-distance-left:0;mso-wrap-distance-top:0;mso-wrap-distance-right:0;mso-wrap-distance-bottom:0;mso-position-horizontal:absolute;mso-position-horizontal-relative:margin;mso-position-vertical:absolute;mso-position-vertical-relative:text;mso-width-percent:0;mso-height-percent:0;mso-width-relative:margin;mso-height-relative:margin;v-text-anchor:top" coordsize="5909310,45085" o:gfxdata="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" path="m,l5909070,e" filled="f" strokeweight=".25314mm">
                 <v:path arrowok="t"/>
-                <w10:wrap type="topAndBottom" anchorx="page"/>
+                <w10:wrap type="topAndBottom" anchorx="margin"/>
               </v:shape>
             </w:pict>
           </mc:Fallback>
         </mc:AlternateContent>
       </w:r>
+      <w:r>
+        <w:rPr>
+          <w:rFonts w:asciiTheme="minorHAnsi" w:hAnsiTheme="minorHAnsi" w:cstheme="minorHAnsi"/>
+          <w:b/>
+        </w:rPr>
+        <w:t>HR</w:t>
+      </w:r>
+      <w:r>
+        <w:rPr>
+          <w:rFonts w:asciiTheme="minorHAnsi" w:hAnsiTheme="minorHAnsi" w:cstheme="minorHAnsi"/>
+          <w:b/>
+          <w:spacing w:val="-2"/>
+        </w:rPr>
+        <w:t xml:space="preserve"> Manager</w:t>
+      </w:r>
+      <w:r>
+        <w:rPr>
+          <w:rFonts w:asciiTheme="minorHAnsi" w:hAnsiTheme="minorHAnsi" w:cstheme="minorHAnsi"/>
+          <w:b/>
+          <w:spacing w:val="-2"/>
+        </w:rPr>
+        <w:tab/>
+      </w:r>
+    </w:p>
+    <w:p>
+      <w:pPr>
+        <w:pStyle w:val="BodyText"/>
+        <w:spacing w:before="10"/>
+        <w:rPr>
+          <w:rFonts w:asciiTheme="minorHAnsi" w:hAnsiTheme="minorHAnsi" w:cstheme="minorHAnsi"/>
+          <w:b/>
+        </w:rPr>
+      </w:pPr>
     </w:p>
     <w:p>
       <w:pPr>
@@ -7671,8 +7696,8 @@
     <w:tbl>
       <w:tblPr>
         <w:tblStyle w:val="TableGrid"/>
-        <w:tblpPr w:leftFromText="180" w:rightFromText="180" w:vertAnchor="text" w:horzAnchor="margin" w:tblpY="247"/>
-        <w:tblW w:w="9985" w:type="dxa"/>
+        <w:tblpPr w:leftFromText="180" w:rightFromText="180" w:vertAnchor="text" w:horzAnchor="page" w:tblpX="1486" w:tblpY="247"/>
+        <w:tblW w:w="8790" w:type="dxa"/>
         <w:tblBorders>
           <w:top w:val="none" w:sz="0" w:space="0" w:color="auto"/>
           <w:left w:val="none" w:sz="0" w:space="0" w:color="auto"/>
@@ -7684,13 +7709,16 @@
         <w:tblLook w:val="04A0" w:firstRow="1" w:lastRow="0" w:firstColumn="1" w:lastColumn="0" w:noHBand="0" w:noVBand="1"/>
       </w:tblPr>
       <w:tblGrid>
-        <w:gridCol w:w="4405"/>
-        <w:gridCol w:w="5580"/>
+        <w:gridCol w:w="3928"/>
+        <w:gridCol w:w="4862"/>
       </w:tblGrid>
       <w:tr>
+        <w:trPr>
+          <w:trHeight w:val="585"/>
+        </w:trPr>
         <w:tc>
           <w:tcPr>
-            <w:tcW w:w="4405" w:type="dxa"/>
+            <w:tcW w:w="3928" w:type="dxa"/>
           </w:tcPr>
           <w:p>
             <w:pPr>
@@ -7712,7 +7740,7 @@
         </w:tc>
         <w:tc>
           <w:tcPr>
-            <w:tcW w:w="5580" w:type="dxa"/>
+            <w:tcW w:w="4862" w:type="dxa"/>
           </w:tcPr>
           <w:p>
             <w:pPr>
@@ -7734,9 +7762,12 @@
         </w:tc>
       </w:tr>
       <w:tr>
+        <w:trPr>
+          <w:trHeight w:val="592"/>
+        </w:trPr>
         <w:tc>
           <w:tcPr>
-            <w:tcW w:w="4405" w:type="dxa"/>
+            <w:tcW w:w="3928" w:type="dxa"/>
           </w:tcPr>
           <w:p>
             <w:pPr>
@@ -7758,7 +7789,7 @@
         </w:tc>
         <w:tc>
           <w:tcPr>
-            <w:tcW w:w="5580" w:type="dxa"/>
+            <w:tcW w:w="4862" w:type="dxa"/>
           </w:tcPr>
           <w:p>
             <w:pPr>
